--- a/survey_material/questions_survey_user.docx
+++ b/survey_material/questions_survey_user.docx
@@ -1718,6 +1718,9 @@
           <w:ilvl w:val="0"/>
           <w:numId w:val="1"/>
         </w:numPr>
+        <w:rPr>
+          <w:lang w:val="en-CH"/>
+        </w:rPr>
       </w:pPr>
       <w:r>
         <w:t>Please select the official documents that you currently own or that you have owned in the past.</w:t>
@@ -1726,7 +1729,16 @@
         <w:t xml:space="preserve"> </w:t>
       </w:r>
       <w:r>
-        <w:t>Please select the document regardless if you own(ed) a &lt;u&gt;physical or digital&lt;/u&gt; version.</w:t>
+        <w:t>Please select the document regardless if you own(ed) a physical or digital version.</w:t>
+      </w:r>
+      <w:r>
+        <w:t xml:space="preserve"> </w:t>
+      </w:r>
+      <w:r>
+        <w:rPr>
+          <w:lang w:val="en-CH"/>
+        </w:rPr>
+        <w:t>Please assume that the recipient is any person or entity OUTSIDE of your circle of family and friends.</w:t>
       </w:r>
     </w:p>
     <w:p>
@@ -1762,97 +1774,43 @@
         <w:rPr>
           <w:lang w:val="en-US"/>
         </w:rPr>
-        <w:t>How often do/did you show/provide your official identity document?</w:t>
-      </w:r>
-    </w:p>
-    <w:p>
-      <w:pPr>
-        <w:pStyle w:val="ListParagraph"/>
-        <w:numPr>
-          <w:ilvl w:val="1"/>
-          <w:numId w:val="1"/>
-        </w:numPr>
-        <w:rPr>
-          <w:lang w:val="en-US"/>
-        </w:rPr>
-      </w:pPr>
-      <w:r>
-        <w:rPr>
-          <w:lang w:val="en-US"/>
-        </w:rPr>
-        <w:t>Multiple times a month</w:t>
-      </w:r>
-    </w:p>
-    <w:p>
-      <w:pPr>
-        <w:pStyle w:val="ListParagraph"/>
-        <w:numPr>
-          <w:ilvl w:val="1"/>
-          <w:numId w:val="1"/>
-        </w:numPr>
-        <w:rPr>
-          <w:lang w:val="en-US"/>
-        </w:rPr>
-      </w:pPr>
-      <w:r>
-        <w:rPr>
-          <w:lang w:val="en-US"/>
-        </w:rPr>
-        <w:t>Monthly</w:t>
-      </w:r>
-    </w:p>
-    <w:p>
-      <w:pPr>
-        <w:pStyle w:val="ListParagraph"/>
-        <w:numPr>
-          <w:ilvl w:val="1"/>
-          <w:numId w:val="1"/>
-        </w:numPr>
-        <w:rPr>
-          <w:lang w:val="en-US"/>
-        </w:rPr>
-      </w:pPr>
-      <w:r>
-        <w:rPr>
-          <w:lang w:val="en-US"/>
-        </w:rPr>
-        <w:t>Yearly</w:t>
-      </w:r>
-    </w:p>
-    <w:p>
-      <w:pPr>
-        <w:pStyle w:val="ListParagraph"/>
-        <w:numPr>
-          <w:ilvl w:val="1"/>
-          <w:numId w:val="1"/>
-        </w:numPr>
-        <w:rPr>
-          <w:lang w:val="en-US"/>
-        </w:rPr>
-      </w:pPr>
-      <w:r>
-        <w:rPr>
-          <w:lang w:val="en-US"/>
-        </w:rPr>
-        <w:t>Once every few years</w:t>
-      </w:r>
-    </w:p>
-    <w:p>
-      <w:pPr>
-        <w:pStyle w:val="ListParagraph"/>
-        <w:numPr>
-          <w:ilvl w:val="1"/>
-          <w:numId w:val="1"/>
-        </w:numPr>
-        <w:rPr>
-          <w:lang w:val="en-US"/>
-        </w:rPr>
-      </w:pPr>
-      <w:r>
-        <w:rPr>
-          <w:lang w:val="en-US"/>
-        </w:rPr>
-        <w:t>I have never used my official identity document</w:t>
+        <w:t>Please imagine</w:t>
+      </w:r>
+      <w:r>
+        <w:rPr>
+          <w:lang w:val="en-US"/>
+        </w:rPr>
+        <w:t xml:space="preserve"> [credential]</w:t>
+      </w:r>
+      <w:r>
+        <w:rPr>
+          <w:lang w:val="en-US"/>
+        </w:rPr>
+        <w:t xml:space="preserve"> as the </w:t>
+      </w:r>
+      <w:r>
+        <w:rPr>
+          <w:lang w:val="en-US"/>
+        </w:rPr>
+        <w:t>[credential]</w:t>
+      </w:r>
+      <w:r>
+        <w:rPr>
+          <w:lang w:val="en-US"/>
+        </w:rPr>
+        <w:t xml:space="preserve"> you currently own or previously owned and respond based on</w:t>
+      </w:r>
+      <w:r>
+        <w:rPr>
+          <w:lang w:val="en-US"/>
+        </w:rPr>
+        <w:t xml:space="preserve"> </w:t>
+      </w:r>
+      <w:r>
+        <w:rPr>
+          <w:lang w:val="en-US"/>
+        </w:rPr>
+        <w:t>how you would use that document.</w:t>
       </w:r>
     </w:p>
     <w:p>
@@ -1870,19 +1828,19 @@
         <w:rPr>
           <w:lang w:val="en-US"/>
         </w:rPr>
-        <w:t>How comfortable are you showing/providing your official identity document?</w:t>
-      </w:r>
-      <w:r>
-        <w:rPr>
-          <w:lang w:val="en-US"/>
-        </w:rPr>
-        <w:t xml:space="preserve"> </w:t>
-      </w:r>
-      <w:r>
-        <w:rPr>
-          <w:lang w:val="en-US"/>
-        </w:rPr>
-        <w:t>I am comfortable showing/providing my official identity document ...</w:t>
+        <w:t xml:space="preserve">How often do/did you show/provide your </w:t>
+      </w:r>
+      <w:r>
+        <w:rPr>
+          <w:lang w:val="en-US"/>
+        </w:rPr>
+        <w:t>[credential]</w:t>
+      </w:r>
+      <w:r>
+        <w:rPr>
+          <w:lang w:val="en-US"/>
+        </w:rPr>
+        <w:t>?</w:t>
       </w:r>
     </w:p>
     <w:p>
@@ -1900,7 +1858,7 @@
         <w:rPr>
           <w:lang w:val="en-US"/>
         </w:rPr>
-        <w:t>... with anyone</w:t>
+        <w:t>Multiple times a month</w:t>
       </w:r>
     </w:p>
     <w:p>
@@ -1918,7 +1876,7 @@
         <w:rPr>
           <w:lang w:val="en-US"/>
         </w:rPr>
-        <w:t>... only if I trust the recipient</w:t>
+        <w:t>Monthly</w:t>
       </w:r>
     </w:p>
     <w:p>
@@ -1936,7 +1894,7 @@
         <w:rPr>
           <w:lang w:val="en-US"/>
         </w:rPr>
-        <w:t>... only if the purpose is clear to me</w:t>
+        <w:t>Yearly</w:t>
       </w:r>
     </w:p>
     <w:p>
@@ -1954,7 +1912,7 @@
         <w:rPr>
           <w:lang w:val="en-US"/>
         </w:rPr>
-        <w:t>... only if EITHER the purpose is clear to me OR I trust the recipient</w:t>
+        <w:t>Once every few years</w:t>
       </w:r>
     </w:p>
     <w:p>
@@ -1972,25 +1930,13 @@
         <w:rPr>
           <w:lang w:val="en-US"/>
         </w:rPr>
-        <w:t>... only if the purpose is clear to me AND I trust the recipient</w:t>
-      </w:r>
-    </w:p>
-    <w:p>
-      <w:pPr>
-        <w:pStyle w:val="ListParagraph"/>
-        <w:numPr>
-          <w:ilvl w:val="1"/>
-          <w:numId w:val="1"/>
-        </w:numPr>
-        <w:rPr>
-          <w:lang w:val="en-US"/>
-        </w:rPr>
-      </w:pPr>
-      <w:r>
-        <w:rPr>
-          <w:lang w:val="en-US"/>
-        </w:rPr>
-        <w:t>I would never feel comfortable showing/providing my official identity document with anyone</w:t>
+        <w:t xml:space="preserve">I have never used my </w:t>
+      </w:r>
+      <w:r>
+        <w:rPr>
+          <w:lang w:val="en-US"/>
+        </w:rPr>
+        <w:t>[credential]</w:t>
       </w:r>
     </w:p>
     <w:p>
@@ -2008,7 +1954,19 @@
         <w:rPr>
           <w:lang w:val="en-US"/>
         </w:rPr>
-        <w:t>How willing are you to show/provide your official identity document even if you feel uncomfortable?</w:t>
+        <w:t xml:space="preserve">How comfortable are you showing/providing your </w:t>
+      </w:r>
+      <w:r>
+        <w:rPr>
+          <w:lang w:val="en-US"/>
+        </w:rPr>
+        <w:t>[credential]</w:t>
+      </w:r>
+      <w:r>
+        <w:rPr>
+          <w:lang w:val="en-US"/>
+        </w:rPr>
+        <w:t>?</w:t>
       </w:r>
       <w:r>
         <w:rPr>
@@ -2020,7 +1978,19 @@
         <w:rPr>
           <w:lang w:val="en-US"/>
         </w:rPr>
-        <w:t>If I am uncomfortable showing/providing my official identity document, I will still choose to show/provide ...</w:t>
+        <w:t xml:space="preserve">I am comfortable showing/providing </w:t>
+      </w:r>
+      <w:r>
+        <w:rPr>
+          <w:lang w:val="en-US"/>
+        </w:rPr>
+        <w:t>[credential]</w:t>
+      </w:r>
+      <w:r>
+        <w:rPr>
+          <w:lang w:val="en-US"/>
+        </w:rPr>
+        <w:t xml:space="preserve"> ...</w:t>
       </w:r>
     </w:p>
     <w:p>
@@ -2038,6 +2008,180 @@
         <w:rPr>
           <w:lang w:val="en-US"/>
         </w:rPr>
+        <w:t>... with anyone</w:t>
+      </w:r>
+    </w:p>
+    <w:p>
+      <w:pPr>
+        <w:pStyle w:val="ListParagraph"/>
+        <w:numPr>
+          <w:ilvl w:val="1"/>
+          <w:numId w:val="1"/>
+        </w:numPr>
+        <w:rPr>
+          <w:lang w:val="en-US"/>
+        </w:rPr>
+      </w:pPr>
+      <w:r>
+        <w:rPr>
+          <w:lang w:val="en-US"/>
+        </w:rPr>
+        <w:t>... only if I trust the recipient</w:t>
+      </w:r>
+    </w:p>
+    <w:p>
+      <w:pPr>
+        <w:pStyle w:val="ListParagraph"/>
+        <w:numPr>
+          <w:ilvl w:val="1"/>
+          <w:numId w:val="1"/>
+        </w:numPr>
+        <w:rPr>
+          <w:lang w:val="en-US"/>
+        </w:rPr>
+      </w:pPr>
+      <w:r>
+        <w:rPr>
+          <w:lang w:val="en-US"/>
+        </w:rPr>
+        <w:t>... only if the purpose is clear to me</w:t>
+      </w:r>
+    </w:p>
+    <w:p>
+      <w:pPr>
+        <w:pStyle w:val="ListParagraph"/>
+        <w:numPr>
+          <w:ilvl w:val="1"/>
+          <w:numId w:val="1"/>
+        </w:numPr>
+        <w:rPr>
+          <w:lang w:val="en-US"/>
+        </w:rPr>
+      </w:pPr>
+      <w:r>
+        <w:rPr>
+          <w:lang w:val="en-US"/>
+        </w:rPr>
+        <w:t>... only if EITHER the purpose is clear to me OR I trust the recipient</w:t>
+      </w:r>
+    </w:p>
+    <w:p>
+      <w:pPr>
+        <w:pStyle w:val="ListParagraph"/>
+        <w:numPr>
+          <w:ilvl w:val="1"/>
+          <w:numId w:val="1"/>
+        </w:numPr>
+        <w:rPr>
+          <w:lang w:val="en-US"/>
+        </w:rPr>
+      </w:pPr>
+      <w:r>
+        <w:rPr>
+          <w:lang w:val="en-US"/>
+        </w:rPr>
+        <w:t>... only if the purpose is clear to me AND I trust the recipient</w:t>
+      </w:r>
+    </w:p>
+    <w:p>
+      <w:pPr>
+        <w:pStyle w:val="ListParagraph"/>
+        <w:numPr>
+          <w:ilvl w:val="1"/>
+          <w:numId w:val="1"/>
+        </w:numPr>
+        <w:rPr>
+          <w:lang w:val="en-US"/>
+        </w:rPr>
+      </w:pPr>
+      <w:r>
+        <w:rPr>
+          <w:lang w:val="en-US"/>
+        </w:rPr>
+        <w:t xml:space="preserve">I would never feel comfortable showing/providing my </w:t>
+      </w:r>
+      <w:r>
+        <w:rPr>
+          <w:lang w:val="en-US"/>
+        </w:rPr>
+        <w:t>[credential]</w:t>
+      </w:r>
+      <w:r>
+        <w:rPr>
+          <w:lang w:val="en-US"/>
+        </w:rPr>
+        <w:t xml:space="preserve"> with anyone</w:t>
+      </w:r>
+    </w:p>
+    <w:p>
+      <w:pPr>
+        <w:pStyle w:val="ListParagraph"/>
+        <w:numPr>
+          <w:ilvl w:val="0"/>
+          <w:numId w:val="1"/>
+        </w:numPr>
+        <w:rPr>
+          <w:lang w:val="en-US"/>
+        </w:rPr>
+      </w:pPr>
+      <w:r>
+        <w:rPr>
+          <w:lang w:val="en-US"/>
+        </w:rPr>
+        <w:t xml:space="preserve">How willing are you to show/provide your </w:t>
+      </w:r>
+      <w:r>
+        <w:rPr>
+          <w:lang w:val="en-US"/>
+        </w:rPr>
+        <w:t>[credential]</w:t>
+      </w:r>
+      <w:r>
+        <w:rPr>
+          <w:lang w:val="en-US"/>
+        </w:rPr>
+        <w:t xml:space="preserve"> even if you feel uncomfortable?</w:t>
+      </w:r>
+      <w:r>
+        <w:rPr>
+          <w:lang w:val="en-US"/>
+        </w:rPr>
+        <w:t xml:space="preserve"> </w:t>
+      </w:r>
+      <w:r>
+        <w:rPr>
+          <w:lang w:val="en-US"/>
+        </w:rPr>
+        <w:t xml:space="preserve">If I am uncomfortable showing/providing my </w:t>
+      </w:r>
+      <w:r>
+        <w:rPr>
+          <w:lang w:val="en-US"/>
+        </w:rPr>
+        <w:t>[credential]</w:t>
+      </w:r>
+      <w:r>
+        <w:rPr>
+          <w:lang w:val="en-US"/>
+        </w:rPr>
+        <w:t>, I will still choose to show/provide ...</w:t>
+      </w:r>
+    </w:p>
+    <w:p>
+      <w:pPr>
+        <w:pStyle w:val="ListParagraph"/>
+        <w:numPr>
+          <w:ilvl w:val="1"/>
+          <w:numId w:val="1"/>
+        </w:numPr>
+        <w:rPr>
+          <w:lang w:val="en-US"/>
+        </w:rPr>
+      </w:pPr>
+      <w:r>
+        <w:rPr>
+          <w:lang w:val="en-US"/>
+        </w:rPr>
         <w:t>... if I, at least, can benefit in some way (least restrictive)</w:t>
       </w:r>
     </w:p>
@@ -2110,15 +2254,306 @@
         <w:rPr>
           <w:lang w:val="en-US"/>
         </w:rPr>
-        <w:t>I would never show/provide my official identity document if I feel uncomfortable doing so (most restrictive)</w:t>
-      </w:r>
-    </w:p>
-    <w:p>
-      <w:pPr>
-        <w:rPr>
-          <w:lang w:val="en-US"/>
-        </w:rPr>
-      </w:pPr>
+        <w:t xml:space="preserve">I would never show/provide my </w:t>
+      </w:r>
+      <w:r>
+        <w:rPr>
+          <w:lang w:val="en-US"/>
+        </w:rPr>
+        <w:t>[credential]</w:t>
+      </w:r>
+      <w:r>
+        <w:rPr>
+          <w:lang w:val="en-US"/>
+        </w:rPr>
+        <w:t xml:space="preserve"> if I feel uncomfortable doing so (most restrictive)</w:t>
+      </w:r>
+    </w:p>
+    <w:p>
+      <w:pPr>
+        <w:rPr>
+          <w:lang w:val="en-US"/>
+        </w:rPr>
+      </w:pPr>
+    </w:p>
+    <w:p>
+      <w:pPr>
+        <w:pStyle w:val="Heading1"/>
+        <w:rPr>
+          <w:lang w:val="en-US"/>
+        </w:rPr>
+      </w:pPr>
+      <w:r>
+        <w:rPr>
+          <w:lang w:val="en-US"/>
+        </w:rPr>
+        <w:t>Website task instructions</w:t>
+      </w:r>
+    </w:p>
+    <w:p>
+      <w:pPr>
+        <w:pStyle w:val="ListParagraph"/>
+        <w:numPr>
+          <w:ilvl w:val="0"/>
+          <w:numId w:val="4"/>
+        </w:numPr>
+        <w:rPr>
+          <w:lang w:val="en-US"/>
+        </w:rPr>
+      </w:pPr>
+      <w:r>
+        <w:rPr>
+          <w:lang w:val="en-US"/>
+        </w:rPr>
+        <w:t>In this survey, we ask you to assume a future scenario where different digital credentials exist and can be sent to with websites easily.</w:t>
+      </w:r>
+    </w:p>
+    <w:p>
+      <w:pPr>
+        <w:pStyle w:val="ListParagraph"/>
+        <w:numPr>
+          <w:ilvl w:val="0"/>
+          <w:numId w:val="4"/>
+        </w:numPr>
+        <w:rPr>
+          <w:lang w:val="en-US"/>
+        </w:rPr>
+      </w:pPr>
+      <w:r>
+        <w:rPr>
+          <w:lang w:val="en-US"/>
+        </w:rPr>
+        <w:t>An example of such a system would be the proposed</w:t>
+      </w:r>
+      <w:r>
+        <w:rPr>
+          <w:lang w:val="en-US"/>
+        </w:rPr>
+        <w:t xml:space="preserve"> EUDI Wallet.</w:t>
+      </w:r>
+    </w:p>
+    <w:p>
+      <w:pPr>
+        <w:pStyle w:val="ListParagraph"/>
+        <w:numPr>
+          <w:ilvl w:val="0"/>
+          <w:numId w:val="4"/>
+        </w:numPr>
+        <w:rPr>
+          <w:lang w:val="en-US"/>
+        </w:rPr>
+      </w:pPr>
+      <w:r>
+        <w:rPr>
+          <w:lang w:val="en-US"/>
+        </w:rPr>
+        <w:lastRenderedPageBreak/>
+        <w:t>During the survey, you will evaluate whether it is</w:t>
+      </w:r>
+      <w:r>
+        <w:rPr>
+          <w:lang w:val="en-US"/>
+        </w:rPr>
+        <w:t xml:space="preserve"> </w:t>
+      </w:r>
+      <w:r>
+        <w:rPr>
+          <w:lang w:val="en-US"/>
+        </w:rPr>
+        <w:t>necessary or beneficial to provide specific credentials to different websites.</w:t>
+      </w:r>
+    </w:p>
+    <w:p>
+      <w:pPr>
+        <w:pStyle w:val="ListParagraph"/>
+        <w:numPr>
+          <w:ilvl w:val="0"/>
+          <w:numId w:val="4"/>
+        </w:numPr>
+        <w:rPr>
+          <w:lang w:val="en-US"/>
+        </w:rPr>
+      </w:pPr>
+      <w:r>
+        <w:rPr>
+          <w:lang w:val="en-US"/>
+        </w:rPr>
+        <w:t>You will be asked to consider several credentials, for example</w:t>
+      </w:r>
+      <w:r>
+        <w:rPr>
+          <w:lang w:val="en-US"/>
+        </w:rPr>
+        <w:t xml:space="preserve"> [list of 5 credential names]</w:t>
+      </w:r>
+    </w:p>
+    <w:p>
+      <w:pPr>
+        <w:pStyle w:val="ListParagraph"/>
+        <w:numPr>
+          <w:ilvl w:val="0"/>
+          <w:numId w:val="4"/>
+        </w:numPr>
+        <w:rPr>
+          <w:lang w:val="en-US"/>
+        </w:rPr>
+      </w:pPr>
+      <w:r>
+        <w:rPr>
+          <w:lang w:val="en-US"/>
+        </w:rPr>
+        <w:t>Each of those credentials has a set of attributes that can be transmitted to the website.</w:t>
+      </w:r>
+    </w:p>
+    <w:p>
+      <w:pPr>
+        <w:pStyle w:val="ListParagraph"/>
+        <w:numPr>
+          <w:ilvl w:val="0"/>
+          <w:numId w:val="4"/>
+        </w:numPr>
+        <w:rPr>
+          <w:lang w:val="en-US"/>
+        </w:rPr>
+      </w:pPr>
+      <w:r>
+        <w:rPr>
+          <w:lang w:val="en-US"/>
+        </w:rPr>
+        <w:t>You will see the different credentials and attributes in a sidebar during the task.</w:t>
+      </w:r>
+    </w:p>
+    <w:p>
+      <w:pPr>
+        <w:pStyle w:val="ListParagraph"/>
+        <w:numPr>
+          <w:ilvl w:val="0"/>
+          <w:numId w:val="4"/>
+        </w:numPr>
+        <w:rPr>
+          <w:lang w:val="en-US"/>
+        </w:rPr>
+      </w:pPr>
+      <w:r>
+        <w:rPr>
+          <w:lang w:val="en-US"/>
+        </w:rPr>
+        <w:t>For example, the visa credential has the following attributes</w:t>
+      </w:r>
+      <w:r>
+        <w:rPr>
+          <w:lang w:val="en-US"/>
+        </w:rPr>
+        <w:t xml:space="preserve"> [image of the visa credential with attributes]</w:t>
+      </w:r>
+    </w:p>
+    <w:p>
+      <w:pPr>
+        <w:pStyle w:val="ListParagraph"/>
+        <w:numPr>
+          <w:ilvl w:val="0"/>
+          <w:numId w:val="4"/>
+        </w:numPr>
+        <w:rPr>
+          <w:lang w:val="en-US"/>
+        </w:rPr>
+      </w:pPr>
+      <w:r>
+        <w:rPr>
+          <w:lang w:val="en-US"/>
+        </w:rPr>
+        <w:t>Please consider only the shown attributes when responding to the survey questions, even if the equivalent real-world document has different attributes.</w:t>
+      </w:r>
+    </w:p>
+    <w:p>
+      <w:pPr>
+        <w:pStyle w:val="ListParagraph"/>
+        <w:numPr>
+          <w:ilvl w:val="0"/>
+          <w:numId w:val="4"/>
+        </w:numPr>
+        <w:rPr>
+          <w:lang w:val="en-US"/>
+        </w:rPr>
+      </w:pPr>
+      <w:r>
+        <w:rPr>
+          <w:lang w:val="en-US"/>
+        </w:rPr>
+        <w:t>During the survey, you will see different websites with their URLs and some additional information about the website.</w:t>
+      </w:r>
+    </w:p>
+    <w:p>
+      <w:pPr>
+        <w:pStyle w:val="ListParagraph"/>
+        <w:numPr>
+          <w:ilvl w:val="0"/>
+          <w:numId w:val="4"/>
+        </w:numPr>
+        <w:rPr>
+          <w:lang w:val="en-US"/>
+        </w:rPr>
+      </w:pPr>
+      <w:r>
+        <w:rPr>
+          <w:lang w:val="en-US"/>
+        </w:rPr>
+        <w:t>For each website, you will be asked to evaluate the following:</w:t>
+      </w:r>
+    </w:p>
+    <w:p>
+      <w:pPr>
+        <w:pStyle w:val="ListParagraph"/>
+        <w:numPr>
+          <w:ilvl w:val="0"/>
+          <w:numId w:val="4"/>
+        </w:numPr>
+        <w:rPr>
+          <w:lang w:val="en-US"/>
+        </w:rPr>
+      </w:pPr>
+      <w:r>
+        <w:rPr>
+          <w:lang w:val="en-US"/>
+        </w:rPr>
+        <w:t>Which credentials do you believe are necessary for the website?</w:t>
+      </w:r>
+    </w:p>
+    <w:p>
+      <w:pPr>
+        <w:pStyle w:val="ListParagraph"/>
+        <w:numPr>
+          <w:ilvl w:val="0"/>
+          <w:numId w:val="4"/>
+        </w:numPr>
+        <w:rPr>
+          <w:lang w:val="en-US"/>
+        </w:rPr>
+      </w:pPr>
+      <w:r>
+        <w:rPr>
+          <w:lang w:val="en-US"/>
+        </w:rPr>
+        <w:t>Which credentials could enhance the functionality or user experience of the website?</w:t>
+      </w:r>
+    </w:p>
+    <w:p>
+      <w:pPr>
+        <w:pStyle w:val="ListParagraph"/>
+        <w:numPr>
+          <w:ilvl w:val="0"/>
+          <w:numId w:val="4"/>
+        </w:numPr>
+        <w:rPr>
+          <w:lang w:val="en-US"/>
+        </w:rPr>
+      </w:pPr>
+      <w:r>
+        <w:rPr>
+          <w:lang w:val="en-US"/>
+        </w:rPr>
+        <w:t>In the tasks the questions will be formulated more precisely, however, the questions will remain the same for each website.</w:t>
+      </w:r>
     </w:p>
     <w:p>
       <w:pPr>
@@ -2149,49 +2584,7 @@
         <w:rPr>
           <w:lang w:val="en-US"/>
         </w:rPr>
-        <w:t>Which of the credentials do you believe are necessary</w:t>
-      </w:r>
-      <w:r>
-        <w:rPr>
-          <w:lang w:val="en-US"/>
-        </w:rPr>
-        <w:t xml:space="preserve"> </w:t>
-      </w:r>
-      <w:r>
-        <w:rPr>
-          <w:lang w:val="en-US"/>
-        </w:rPr>
-        <w:t>for this website? This includes credentials that the website needs to provide its core services</w:t>
-      </w:r>
-      <w:r>
-        <w:rPr>
-          <w:lang w:val="en-US"/>
-        </w:rPr>
-        <w:t xml:space="preserve"> </w:t>
-      </w:r>
-      <w:r>
-        <w:rPr>
-          <w:lang w:val="en-US"/>
-        </w:rPr>
-        <w:t>and credentials that the website needs to comply with law. (Please choose all that apply)</w:t>
-      </w:r>
-    </w:p>
-    <w:p>
-      <w:pPr>
-        <w:pStyle w:val="ListParagraph"/>
-        <w:numPr>
-          <w:ilvl w:val="1"/>
-          <w:numId w:val="3"/>
-        </w:numPr>
-        <w:rPr>
-          <w:lang w:val="en-US"/>
-        </w:rPr>
-      </w:pPr>
-      <w:r>
-        <w:rPr>
-          <w:lang w:val="en-US"/>
-        </w:rPr>
-        <w:t>All survey credentials</w:t>
+        <w:t>Website information with: name, URL, description, category, company HQ, size</w:t>
       </w:r>
     </w:p>
     <w:p>
@@ -2209,7 +2602,108 @@
         <w:rPr>
           <w:lang w:val="en-US"/>
         </w:rPr>
-        <w:lastRenderedPageBreak/>
+        <w:t>Please assume that this is a future version of this website that has all the described functionality.</w:t>
+      </w:r>
+    </w:p>
+    <w:p>
+      <w:pPr>
+        <w:pStyle w:val="ListParagraph"/>
+        <w:numPr>
+          <w:ilvl w:val="0"/>
+          <w:numId w:val="3"/>
+        </w:numPr>
+        <w:rPr>
+          <w:lang w:val="en-US"/>
+        </w:rPr>
+      </w:pPr>
+      <w:r>
+        <w:rPr>
+          <w:lang w:val="en-US"/>
+        </w:rPr>
+        <w:t xml:space="preserve">For non-EU websites: </w:t>
+      </w:r>
+      <w:r>
+        <w:rPr>
+          <w:lang w:val="en-US"/>
+        </w:rPr>
+        <w:t>-- Operates under EU law or using an EU subsidiary</w:t>
+      </w:r>
+    </w:p>
+    <w:p>
+      <w:pPr>
+        <w:pStyle w:val="ListParagraph"/>
+        <w:numPr>
+          <w:ilvl w:val="0"/>
+          <w:numId w:val="3"/>
+        </w:numPr>
+        <w:rPr>
+          <w:lang w:val="en-US"/>
+        </w:rPr>
+      </w:pPr>
+      <w:r>
+        <w:rPr>
+          <w:lang w:val="en-US"/>
+        </w:rPr>
+        <w:t>Which of the credentials do you believe are necessary</w:t>
+      </w:r>
+      <w:r>
+        <w:rPr>
+          <w:lang w:val="en-US"/>
+        </w:rPr>
+        <w:t xml:space="preserve"> </w:t>
+      </w:r>
+      <w:r>
+        <w:rPr>
+          <w:lang w:val="en-US"/>
+        </w:rPr>
+        <w:t>for this website? This includes credentials that the website needs to provide its core services</w:t>
+      </w:r>
+      <w:r>
+        <w:rPr>
+          <w:lang w:val="en-US"/>
+        </w:rPr>
+        <w:t xml:space="preserve"> </w:t>
+      </w:r>
+      <w:r>
+        <w:rPr>
+          <w:lang w:val="en-US"/>
+        </w:rPr>
+        <w:t>and credentials that the website needs to comply with law. (Please choose all that apply)</w:t>
+      </w:r>
+    </w:p>
+    <w:p>
+      <w:pPr>
+        <w:pStyle w:val="ListParagraph"/>
+        <w:numPr>
+          <w:ilvl w:val="1"/>
+          <w:numId w:val="3"/>
+        </w:numPr>
+        <w:rPr>
+          <w:lang w:val="en-US"/>
+        </w:rPr>
+      </w:pPr>
+      <w:r>
+        <w:rPr>
+          <w:lang w:val="en-US"/>
+        </w:rPr>
+        <w:t>All survey credentials</w:t>
+      </w:r>
+    </w:p>
+    <w:p>
+      <w:pPr>
+        <w:pStyle w:val="ListParagraph"/>
+        <w:numPr>
+          <w:ilvl w:val="0"/>
+          <w:numId w:val="3"/>
+        </w:numPr>
+        <w:rPr>
+          <w:lang w:val="en-US"/>
+        </w:rPr>
+      </w:pPr>
+      <w:r>
+        <w:rPr>
+          <w:lang w:val="en-US"/>
+        </w:rPr>
         <w:t>You may be able to benefit more from this website's services by providing credentials to this website. Which of the credentials would sufficiently enhance the services of this website, such that you would be willing to provide them? (Please choose all that apply)</w:t>
       </w:r>
     </w:p>
@@ -2280,6 +2774,119 @@
 <file path=word/numbering.xml><?xml version="1.0" encoding="utf-8"?>
 <w:numbering xmlns:wpc="http://schemas.microsoft.com/office/word/2010/wordprocessingCanvas" xmlns:cx="http://schemas.microsoft.com/office/drawing/2014/chartex" xmlns:cx1="http://schemas.microsoft.com/office/drawing/2015/9/8/chartex" xmlns:cx2="http://schemas.microsoft.com/office/drawing/2015/10/21/chartex" xmlns:cx3="http://schemas.microsoft.com/office/drawing/2016/5/9/chartex" xmlns:cx4="http://schemas.microsoft.com/office/drawing/2016/5/10/chartex" xmlns:cx5="http://schemas.microsoft.com/office/drawing/2016/5/11/chartex" xmlns:cx6="http://schemas.microsoft.com/office/drawing/2016/5/12/chartex" xmlns:cx7="http://schemas.microsoft.com/office/drawing/2016/5/13/chartex" xmlns:cx8="http://schemas.microsoft.com/office/drawing/2016/5/14/chartex" xmlns:mc="http://schemas.openxmlformats.org/markup-compatibility/2006" xmlns:aink="http://schemas.microsoft.com/office/drawing/2016/ink" xmlns:am3d="http://schemas.microsoft.com/office/drawing/2017/model3d" xmlns:o="urn:schemas-microsoft-com:office:office" xmlns:oel="http://schemas.microsoft.com/office/2019/extlst" xmlns:r="http://schemas.openxmlformats.org/officeDocument/2006/relationships" xmlns:m="http://schemas.openxmlformats.org/officeDocument/2006/math" xmlns:v="urn:schemas-microsoft-com:vml" xmlns:wp14="http://schemas.microsoft.com/office/word/2010/wordprocessingDrawing" xmlns:wp="http://schemas.openxmlformats.org/drawingml/2006/wordprocessingDrawing" xmlns:w10="urn:schemas-microsoft-com:office:word" xmlns:w="http://schemas.openxmlformats.org/wordprocessingml/2006/main" xmlns:w14="http://schemas.microsoft.com/office/word/2010/wordml" xmlns:w15="http://schemas.microsoft.com/office/word/2012/wordml" xmlns:w16cex="http://schemas.microsoft.com/office/word/2018/wordml/cex" xmlns:w16cid="http://schemas.microsoft.com/office/word/2016/wordml/cid" xmlns:w16="http://schemas.microsoft.com/office/word/2018/wordml" xmlns:w16du="http://schemas.microsoft.com/office/word/2023/wordml/word16du" xmlns:w16sdtdh="http://schemas.microsoft.com/office/word/2020/wordml/sdtdatahash" xmlns:w16sdtfl="http://schemas.microsoft.com/office/word/2024/wordml/sdtformatlock" xmlns:w16se="http://schemas.microsoft.com/office/word/2015/wordml/symex" xmlns:wpg="http://schemas.microsoft.com/office/word/2010/wordprocessingGroup" xmlns:wpi="http://schemas.microsoft.com/office/word/2010/wordprocessingInk" xmlns:wne="http://schemas.microsoft.com/office/word/2006/wordml" xmlns:wps="http://schemas.microsoft.com/office/word/2010/wordprocessingShape" mc:Ignorable="w14 w15 w16se w16cid w16 w16cex w16sdtdh w16sdtfl w16du wp14">
   <w:abstractNum w:abstractNumId="0" w15:restartNumberingAfterBreak="0">
+    <w:nsid w:val="05E0138E"/>
+    <w:multiLevelType w:val="hybridMultilevel"/>
+    <w:tmpl w:val="E80EF2A2"/>
+    <w:lvl w:ilvl="0" w:tplc="20000001">
+      <w:start w:val="1"/>
+      <w:numFmt w:val="bullet"/>
+      <w:lvlText w:val=""/>
+      <w:lvlJc w:val="left"/>
+      <w:pPr>
+        <w:ind w:left="720" w:hanging="360"/>
+      </w:pPr>
+      <w:rPr>
+        <w:rFonts w:ascii="Symbol" w:hAnsi="Symbol" w:hint="default"/>
+      </w:rPr>
+    </w:lvl>
+    <w:lvl w:ilvl="1" w:tplc="20000003" w:tentative="1">
+      <w:start w:val="1"/>
+      <w:numFmt w:val="bullet"/>
+      <w:lvlText w:val="o"/>
+      <w:lvlJc w:val="left"/>
+      <w:pPr>
+        <w:ind w:left="1440" w:hanging="360"/>
+      </w:pPr>
+      <w:rPr>
+        <w:rFonts w:ascii="Courier New" w:hAnsi="Courier New" w:cs="Courier New" w:hint="default"/>
+      </w:rPr>
+    </w:lvl>
+    <w:lvl w:ilvl="2" w:tplc="20000005" w:tentative="1">
+      <w:start w:val="1"/>
+      <w:numFmt w:val="bullet"/>
+      <w:lvlText w:val=""/>
+      <w:lvlJc w:val="left"/>
+      <w:pPr>
+        <w:ind w:left="2160" w:hanging="360"/>
+      </w:pPr>
+      <w:rPr>
+        <w:rFonts w:ascii="Wingdings" w:hAnsi="Wingdings" w:hint="default"/>
+      </w:rPr>
+    </w:lvl>
+    <w:lvl w:ilvl="3" w:tplc="20000001" w:tentative="1">
+      <w:start w:val="1"/>
+      <w:numFmt w:val="bullet"/>
+      <w:lvlText w:val=""/>
+      <w:lvlJc w:val="left"/>
+      <w:pPr>
+        <w:ind w:left="2880" w:hanging="360"/>
+      </w:pPr>
+      <w:rPr>
+        <w:rFonts w:ascii="Symbol" w:hAnsi="Symbol" w:hint="default"/>
+      </w:rPr>
+    </w:lvl>
+    <w:lvl w:ilvl="4" w:tplc="20000003" w:tentative="1">
+      <w:start w:val="1"/>
+      <w:numFmt w:val="bullet"/>
+      <w:lvlText w:val="o"/>
+      <w:lvlJc w:val="left"/>
+      <w:pPr>
+        <w:ind w:left="3600" w:hanging="360"/>
+      </w:pPr>
+      <w:rPr>
+        <w:rFonts w:ascii="Courier New" w:hAnsi="Courier New" w:cs="Courier New" w:hint="default"/>
+      </w:rPr>
+    </w:lvl>
+    <w:lvl w:ilvl="5" w:tplc="20000005" w:tentative="1">
+      <w:start w:val="1"/>
+      <w:numFmt w:val="bullet"/>
+      <w:lvlText w:val=""/>
+      <w:lvlJc w:val="left"/>
+      <w:pPr>
+        <w:ind w:left="4320" w:hanging="360"/>
+      </w:pPr>
+      <w:rPr>
+        <w:rFonts w:ascii="Wingdings" w:hAnsi="Wingdings" w:hint="default"/>
+      </w:rPr>
+    </w:lvl>
+    <w:lvl w:ilvl="6" w:tplc="20000001" w:tentative="1">
+      <w:start w:val="1"/>
+      <w:numFmt w:val="bullet"/>
+      <w:lvlText w:val=""/>
+      <w:lvlJc w:val="left"/>
+      <w:pPr>
+        <w:ind w:left="5040" w:hanging="360"/>
+      </w:pPr>
+      <w:rPr>
+        <w:rFonts w:ascii="Symbol" w:hAnsi="Symbol" w:hint="default"/>
+      </w:rPr>
+    </w:lvl>
+    <w:lvl w:ilvl="7" w:tplc="20000003" w:tentative="1">
+      <w:start w:val="1"/>
+      <w:numFmt w:val="bullet"/>
+      <w:lvlText w:val="o"/>
+      <w:lvlJc w:val="left"/>
+      <w:pPr>
+        <w:ind w:left="5760" w:hanging="360"/>
+      </w:pPr>
+      <w:rPr>
+        <w:rFonts w:ascii="Courier New" w:hAnsi="Courier New" w:cs="Courier New" w:hint="default"/>
+      </w:rPr>
+    </w:lvl>
+    <w:lvl w:ilvl="8" w:tplc="20000005" w:tentative="1">
+      <w:start w:val="1"/>
+      <w:numFmt w:val="bullet"/>
+      <w:lvlText w:val=""/>
+      <w:lvlJc w:val="left"/>
+      <w:pPr>
+        <w:ind w:left="6480" w:hanging="360"/>
+      </w:pPr>
+      <w:rPr>
+        <w:rFonts w:ascii="Wingdings" w:hAnsi="Wingdings" w:hint="default"/>
+      </w:rPr>
+    </w:lvl>
+  </w:abstractNum>
+  <w:abstractNum w:abstractNumId="1" w15:restartNumberingAfterBreak="0">
     <w:nsid w:val="334B72EC"/>
     <w:multiLevelType w:val="hybridMultilevel"/>
     <w:tmpl w:val="8F869500"/>
@@ -2368,7 +2975,7 @@
       </w:pPr>
     </w:lvl>
   </w:abstractNum>
-  <w:abstractNum w:abstractNumId="1" w15:restartNumberingAfterBreak="0">
+  <w:abstractNum w:abstractNumId="2" w15:restartNumberingAfterBreak="0">
     <w:nsid w:val="5A5E1081"/>
     <w:multiLevelType w:val="hybridMultilevel"/>
     <w:tmpl w:val="13B45CA0"/>
@@ -2457,7 +3064,7 @@
       </w:pPr>
     </w:lvl>
   </w:abstractNum>
-  <w:abstractNum w:abstractNumId="2" w15:restartNumberingAfterBreak="0">
+  <w:abstractNum w:abstractNumId="3" w15:restartNumberingAfterBreak="0">
     <w:nsid w:val="7D487422"/>
     <w:multiLevelType w:val="hybridMultilevel"/>
     <w:tmpl w:val="EEDCFD1E"/>
@@ -2568,13 +3175,16 @@
     </w:lvl>
   </w:abstractNum>
   <w:num w:numId="1" w16cid:durableId="764884045">
-    <w:abstractNumId w:val="0"/>
+    <w:abstractNumId w:val="1"/>
   </w:num>
   <w:num w:numId="2" w16cid:durableId="1784300625">
-    <w:abstractNumId w:val="1"/>
+    <w:abstractNumId w:val="2"/>
   </w:num>
   <w:num w:numId="3" w16cid:durableId="1228804159">
-    <w:abstractNumId w:val="2"/>
+    <w:abstractNumId w:val="3"/>
+  </w:num>
+  <w:num w:numId="4" w16cid:durableId="993727665">
+    <w:abstractNumId w:val="0"/>
   </w:num>
 </w:numbering>
 </file>
@@ -3182,7 +3792,6 @@
   <w:style w:type="character" w:default="1" w:styleId="DefaultParagraphFont">
     <w:name w:val="Default Paragraph Font"/>
     <w:uiPriority w:val="1"/>
-    <w:semiHidden/>
     <w:unhideWhenUsed/>
   </w:style>
   <w:style w:type="table" w:default="1" w:styleId="TableNormal">
